--- a/p3/submission/jed_package/03_cover_letter.docx
+++ b/p3/submission/jed_package/03_cover_letter.docx
@@ -102,7 +102,7 @@
         <w:pStyle w:val="BodyText"/>
       </w:pPr>
       <w:r>
-        <w:t xml:space="preserve">JED is an exceptionally appropriate venue for this work. The journal promotes scholarship that improves understanding of economics and development with a particular focus on developing and transition economies, and it welcomes applied, empirical, and comparative studies at the micro level. Our study sits squarely within this scope: it provides firm-level (micro) evidence on how a lower-middle-income transition economy converts export participation into productivity, and on the institutional and capability conditions under which that conversion succeeds or fails. Vietnam — a transition economy whose institutional trajectory spans WTO accession (2007), CPTPP ratification (2019), and the post-COVID digital-economy push (2023) — is precisely the kind of development context JED prioritises, and the findings carry direct, transferable implications for industrial and digital-economy policy across comparable developing economies.</w:t>
+        <w:t xml:space="preserve">JED is an exceptionally appropriate venue for this work. The journal promotes scholarship that improves understanding of economics and development with a particular focus on developing and transition economies, and it welcomes applied, empirical, and comparative studies at the micro level. Our study sits squarely within this scope: it provides firm-level (micro) evidence on how a lower-middle-income transition economy converts export participation into productivity, and on the institutional and capability conditions under which that conversion succeeds or fails. Vietnam, a transition economy whose institutional trajectory spans WTO accession (2007), CPTPP ratification (2019), and the post-COVID digital-economy push (2023), is precisely the kind of development context JED prioritises, and the findings carry direct, transferable implications for industrial and digital-economy policy across comparable developing economies.</w:t>
       </w:r>
     </w:p>
     <w:p>
@@ -138,7 +138,7 @@
         <w:pStyle w:val="BodyText"/>
       </w:pPr>
       <w:r>
-        <w:t xml:space="preserve">Third, Paternoster cross-wave z-tests confirm that the 2009–2015 decline in the digital-adoption productivity association (z = 3.353, p &lt; .001) and its 2015–2023 partial recovery (z = −2.051, p = .040) are statistically distinguishable shifts — a pattern with direct implications for the design of digital-economy programmes in transition economies.</w:t>
+        <w:t xml:space="preserve">Third, Paternoster cross-wave z-tests confirm that the 2009–2015 decline in the digital-adoption productivity association (z = 3.353, p &lt; .001) and its 2015–2023 partial recovery (z = −2.051, p = .040) are statistically distinguishable shifts, a pattern with direct implications for the design of digital-economy programmes in transition economies.</w:t>
       </w:r>
     </w:p>
     <w:p>
@@ -156,7 +156,7 @@
         <w:t xml:space="preserve"> </w:t>
       </w:r>
       <w:r>
-        <w:t xml:space="preserve">Consistent with JED's mission, the paper translates these results into concrete guidance: the institutionally embedded turning-point band (39–46% FSTS) reframes the policy question from "does internationalisation help?" to "under what institutional and capability conditions does the productive threshold shift?" — and identifies technological-capability upgrading, rather than surface digital presence alone, as the lever that moves it.</w:t>
+        <w:t xml:space="preserve">Consistent with JED's mission, the paper translates these results into concrete guidance: the institutionally embedded turning-point band (39–46% FSTS) reframes the policy question from "does internationalisation help?" to "under what institutional and capability conditions does the productive threshold shift?", and identifies technological-capability upgrading, rather than surface digital presence alone, as the lever that moves it.</w:t>
       </w:r>
     </w:p>
     <w:p>
